--- a/report/云台控制操作步骤_v1.0_20260925.docx
+++ b/report/云台控制操作步骤_v1.0_20260925.docx
@@ -1028,7 +1028,7 @@
           <w:b w:val="0"/>
           <w:sz w:val="24"/>
         </w:rPr>
-        <w:t>D:\ROS\白皓臣\吊舱资料\GCU私有通信协议-XF(A5)V2.0.6.pdf（40 页）</w:t>
+        <w:t>D:\ROS\学长B\吊舱资料\GCU私有通信协议-XF(A5)V2.0.6.pdf（40 页）</w:t>
       </w:r>
     </w:p>
     <w:p>
@@ -1084,7 +1084,7 @@
           <w:b w:val="0"/>
           <w:sz w:val="24"/>
         </w:rPr>
-        <w:t>D:\ROS\白皓臣\吊舱资料\Z-2Mini用户手册-XF(A5)V1.4.pdf（23 页）</w:t>
+        <w:t>D:\ROS\学长B\吊舱资料\Z-2Mini用户手册-XF(A5)V1.4.pdf（23 页）</w:t>
       </w:r>
     </w:p>
     <w:p>
